--- a/docx/ws5-conflicts.docx
+++ b/docx/ws5-conflicts.docx
@@ -931,7 +931,7 @@
                 <w:sz w:val="22"/>
                 <w:rtl/>
               </w:rPr>
-              <w:t xml:space="preserve">❌ لا</w:t>
+              <w:t xml:space="preserve">✘ لا</w:t>
             </w:r>
           </w:p>
         </w:tc>
@@ -997,7 +997,7 @@
                 <w:sz w:val="22"/>
                 <w:rtl/>
               </w:rPr>
-              <w:t xml:space="preserve">✅ نعم</w:t>
+              <w:t xml:space="preserve">✔ نعم</w:t>
             </w:r>
           </w:p>
         </w:tc>
@@ -1077,7 +1077,7 @@
                 <w:sz w:val="22"/>
                 <w:rtl/>
               </w:rPr>
-              <w:t xml:space="preserve">✅ نعم (مقصود)</w:t>
+              <w:t xml:space="preserve">✔ نعم (مقصود)</w:t>
             </w:r>
           </w:p>
         </w:tc>
@@ -1157,7 +1157,7 @@
                 <w:sz w:val="22"/>
                 <w:rtl/>
               </w:rPr>
-              <w:t xml:space="preserve">❌ لا</w:t>
+              <w:t xml:space="preserve">✘ لا</w:t>
             </w:r>
           </w:p>
         </w:tc>
@@ -1207,7 +1207,7 @@
                 <w:sz w:val="22"/>
                 <w:rtl/>
               </w:rPr>
-              <w:t xml:space="preserve">✅ نعم</w:t>
+              <w:t xml:space="preserve">✔ نعم</w:t>
             </w:r>
           </w:p>
         </w:tc>
@@ -1278,7 +1278,7 @@
           <w:sz w:val="22"/>
           <w:rtl/>
         </w:rPr>
-        <w:t xml:space="preserve">⏱ 20 دقيقة</w:t>
+        <w:t xml:space="preserve">★ 20 دقيقة</w:t>
       </w:r>
       <w:r>
         <w:rPr>
@@ -2528,7 +2528,7 @@
           <w:sz w:val="22"/>
           <w:rtl/>
         </w:rPr>
-        <w:t xml:space="preserve">⏱ 20 دقيقة</w:t>
+        <w:t xml:space="preserve">★ 20 دقيقة</w:t>
       </w:r>
       <w:r>
         <w:rPr>
@@ -3803,7 +3803,7 @@
           <w:sz w:val="22"/>
           <w:rtl/>
         </w:rPr>
-        <w:t xml:space="preserve">⏱ 15 دقيقة</w:t>
+        <w:t xml:space="preserve">★ 15 دقيقة</w:t>
       </w:r>
       <w:r>
         <w:rPr>
@@ -4858,7 +4858,7 @@
           <w:sz w:val="22"/>
           <w:rtl/>
         </w:rPr>
-        <w:t xml:space="preserve">⏱ 15 دقيقة</w:t>
+        <w:t xml:space="preserve">★ 15 دقيقة</w:t>
       </w:r>
       <w:r>
         <w:rPr>
@@ -6290,7 +6290,7 @@
           <w:sz w:val="22"/>
           <w:rtl/>
         </w:rPr>
-        <w:t xml:space="preserve">⏱ 20 دقيقة</w:t>
+        <w:t xml:space="preserve">★ 20 دقيقة</w:t>
       </w:r>
       <w:r>
         <w:rPr>
@@ -7007,7 +7007,7 @@
           <w:sz w:val="22"/>
           <w:rtl/>
         </w:rPr>
-        <w:t xml:space="preserve">🔗 الموقع المباشر: https://…</w:t>
+        <w:t xml:space="preserve">➜ الموقع المباشر: https://…</w:t>
       </w:r>
       <w:r>
         <w:rPr>
@@ -7159,7 +7159,7 @@
           <w:sz w:val="22"/>
           <w:rtl/>
         </w:rPr>
-        <w:t xml:space="preserve">⏱ 20 دقيقة</w:t>
+        <w:t xml:space="preserve">★ 20 دقيقة</w:t>
       </w:r>
       <w:r>
         <w:rPr>

--- a/docx/ws5-conflicts.docx
+++ b/docx/ws5-conflicts.docx
@@ -3260,7 +3260,7 @@
           <w:sz w:val="22"/>
           <w:rtl/>
         </w:rPr>
-        <w:t xml:space="preserve">[build-index] ✓ تم توليد الفهرس: 5 بطاقة.</w:t>
+        <w:t xml:space="preserve">[build-index] ✔ تم توليد الفهرس: 5 بطاقة.</w:t>
       </w:r>
       <w:r>
         <w:rPr>

--- a/docx/ws5-conflicts.docx
+++ b/docx/ws5-conflicts.docx
@@ -842,6 +842,15 @@
         <w:tblStyle w:val="Table"/>
         <w:tblW w:type="auto" w:w="0"/>
         <w:tblLook w:firstRow="1" w:lastRow="0" w:firstColumn="0" w:lastColumn="0" w:noHBand="0" w:noVBand="0" w:val="0020"/>
+        <w:jc w:val="center"/>
+        <w:tblBorders>
+          <w:top w:val="single" w:sz="4" w:color="C9D3DE"/>
+          <w:left w:val="single" w:sz="4" w:color="C9D3DE"/>
+          <w:bottom w:val="single" w:sz="4" w:color="C9D3DE"/>
+          <w:right w:val="single" w:sz="4" w:color="C9D3DE"/>
+          <w:insideH w:val="single" w:sz="4" w:color="C9D3DE"/>
+          <w:insideV w:val="single" w:sz="4" w:color="C9D3DE"/>
+        </w:tblBorders>
         <w:bidiVisual/>
       </w:tblPr>
       <w:tblGrid>
@@ -854,14 +863,18 @@
           <w:tblHeader w:val="on"/>
         </w:trPr>
         <w:tc>
-          <w:tcPr/>
-          <w:p>
-            <w:pPr>
-              <w:pStyle w:val="Compact"/>
-              <w:bidi/>
-            </w:pPr>
-            <w:r>
-              <w:rPr>
+          <w:tcPr>
+            <w:shd w:val="clear" w:color="auto" w:fill="1E3A5F"/>
+          </w:tcPr>
+          <w:p>
+            <w:pPr>
+              <w:pStyle w:val="Compact"/>
+              <w:bidi/>
+            </w:pPr>
+            <w:r>
+              <w:rPr>
+                <w:b/>
+                <w:color w:val="FFFFFF"/>
                 <w:sz w:val="22"/>
                 <w:rtl/>
               </w:rPr>
@@ -870,14 +883,18 @@
           </w:p>
         </w:tc>
         <w:tc>
-          <w:tcPr/>
-          <w:p>
-            <w:pPr>
-              <w:pStyle w:val="Compact"/>
-              <w:bidi/>
-            </w:pPr>
-            <w:r>
-              <w:rPr>
+          <w:tcPr>
+            <w:shd w:val="clear" w:color="auto" w:fill="1E3A5F"/>
+          </w:tcPr>
+          <w:p>
+            <w:pPr>
+              <w:pStyle w:val="Compact"/>
+              <w:bidi/>
+            </w:pPr>
+            <w:r>
+              <w:rPr>
+                <w:b/>
+                <w:color w:val="FFFFFF"/>
                 <w:sz w:val="22"/>
                 <w:rtl/>
               </w:rPr>
@@ -886,14 +903,18 @@
           </w:p>
         </w:tc>
         <w:tc>
-          <w:tcPr/>
-          <w:p>
-            <w:pPr>
-              <w:pStyle w:val="Compact"/>
-              <w:bidi/>
-            </w:pPr>
-            <w:r>
-              <w:rPr>
+          <w:tcPr>
+            <w:shd w:val="clear" w:color="auto" w:fill="1E3A5F"/>
+          </w:tcPr>
+          <w:p>
+            <w:pPr>
+              <w:pStyle w:val="Compact"/>
+              <w:bidi/>
+            </w:pPr>
+            <w:r>
+              <w:rPr>
+                <w:b/>
+                <w:color w:val="FFFFFF"/>
                 <w:sz w:val="22"/>
                 <w:rtl/>
               </w:rPr>
@@ -954,7 +975,9 @@
       </w:tr>
       <w:tr>
         <w:tc>
-          <w:tcPr/>
+          <w:tcPr>
+            <w:shd w:val="clear" w:color="auto" w:fill="FAFCFE"/>
+          </w:tcPr>
           <w:p>
             <w:pPr>
               <w:pStyle w:val="Compact"/>
@@ -986,7 +1009,9 @@
           </w:p>
         </w:tc>
         <w:tc>
-          <w:tcPr/>
+          <w:tcPr>
+            <w:shd w:val="clear" w:color="auto" w:fill="FAFCFE"/>
+          </w:tcPr>
           <w:p>
             <w:pPr>
               <w:pStyle w:val="Compact"/>
@@ -1002,7 +1027,9 @@
           </w:p>
         </w:tc>
         <w:tc>
-          <w:tcPr/>
+          <w:tcPr>
+            <w:shd w:val="clear" w:color="auto" w:fill="FAFCFE"/>
+          </w:tcPr>
           <w:p>
             <w:pPr>
               <w:pStyle w:val="Compact"/>
@@ -1100,7 +1127,9 @@
       </w:tr>
       <w:tr>
         <w:tc>
-          <w:tcPr/>
+          <w:tcPr>
+            <w:shd w:val="clear" w:color="auto" w:fill="FAFCFE"/>
+          </w:tcPr>
           <w:p>
             <w:pPr>
               <w:pStyle w:val="Compact"/>
@@ -1146,7 +1175,9 @@
           </w:p>
         </w:tc>
         <w:tc>
-          <w:tcPr/>
+          <w:tcPr>
+            <w:shd w:val="clear" w:color="auto" w:fill="FAFCFE"/>
+          </w:tcPr>
           <w:p>
             <w:pPr>
               <w:pStyle w:val="Compact"/>
@@ -1162,7 +1193,9 @@
           </w:p>
         </w:tc>
         <w:tc>
-          <w:tcPr/>
+          <w:tcPr>
+            <w:shd w:val="clear" w:color="auto" w:fill="FAFCFE"/>
+          </w:tcPr>
           <w:p>
             <w:pPr>
               <w:pStyle w:val="Compact"/>
@@ -4237,6 +4270,15 @@
         <w:tblStyle w:val="Table"/>
         <w:tblW w:type="auto" w:w="0"/>
         <w:tblLook w:firstRow="1" w:lastRow="0" w:firstColumn="0" w:lastColumn="0" w:noHBand="0" w:noVBand="0" w:val="0020"/>
+        <w:jc w:val="center"/>
+        <w:tblBorders>
+          <w:top w:val="single" w:sz="4" w:color="C9D3DE"/>
+          <w:left w:val="single" w:sz="4" w:color="C9D3DE"/>
+          <w:bottom w:val="single" w:sz="4" w:color="C9D3DE"/>
+          <w:right w:val="single" w:sz="4" w:color="C9D3DE"/>
+          <w:insideH w:val="single" w:sz="4" w:color="C9D3DE"/>
+          <w:insideV w:val="single" w:sz="4" w:color="C9D3DE"/>
+        </w:tblBorders>
         <w:bidiVisual/>
       </w:tblPr>
       <w:tblGrid>
@@ -4249,14 +4291,18 @@
           <w:tblHeader w:val="on"/>
         </w:trPr>
         <w:tc>
-          <w:tcPr/>
-          <w:p>
-            <w:pPr>
-              <w:pStyle w:val="Compact"/>
-              <w:bidi/>
-            </w:pPr>
-            <w:r>
-              <w:rPr>
+          <w:tcPr>
+            <w:shd w:val="clear" w:color="auto" w:fill="1E3A5F"/>
+          </w:tcPr>
+          <w:p>
+            <w:pPr>
+              <w:pStyle w:val="Compact"/>
+              <w:bidi/>
+            </w:pPr>
+            <w:r>
+              <w:rPr>
+                <w:b/>
+                <w:color w:val="FFFFFF"/>
                 <w:sz w:val="22"/>
                 <w:rtl/>
               </w:rPr>
@@ -4264,6 +4310,8 @@
             </w:r>
             <w:r>
               <w:rPr>
+                <w:b/>
+                <w:color w:val="FFFFFF"/>
                 <w:sz w:val="22"/>
                 <w:rtl/>
               </w:rPr>
@@ -4272,6 +4320,8 @@
             <w:r>
               <w:rPr>
                 <w:rStyle w:val="VerbatimChar"/>
+                <w:b/>
+                <w:color w:val="FFFFFF"/>
                 <w:sz w:val="22"/>
                 <w:rtl/>
               </w:rPr>
@@ -4280,14 +4330,18 @@
           </w:p>
         </w:tc>
         <w:tc>
-          <w:tcPr/>
-          <w:p>
-            <w:pPr>
-              <w:pStyle w:val="Compact"/>
-              <w:bidi/>
-            </w:pPr>
-            <w:r>
-              <w:rPr>
+          <w:tcPr>
+            <w:shd w:val="clear" w:color="auto" w:fill="1E3A5F"/>
+          </w:tcPr>
+          <w:p>
+            <w:pPr>
+              <w:pStyle w:val="Compact"/>
+              <w:bidi/>
+            </w:pPr>
+            <w:r>
+              <w:rPr>
+                <w:b/>
+                <w:color w:val="FFFFFF"/>
                 <w:sz w:val="22"/>
                 <w:rtl/>
               </w:rPr>
@@ -4296,14 +4350,18 @@
           </w:p>
         </w:tc>
         <w:tc>
-          <w:tcPr/>
-          <w:p>
-            <w:pPr>
-              <w:pStyle w:val="Compact"/>
-              <w:bidi/>
-            </w:pPr>
-            <w:r>
-              <w:rPr>
+          <w:tcPr>
+            <w:shd w:val="clear" w:color="auto" w:fill="1E3A5F"/>
+          </w:tcPr>
+          <w:p>
+            <w:pPr>
+              <w:pStyle w:val="Compact"/>
+              <w:bidi/>
+            </w:pPr>
+            <w:r>
+              <w:rPr>
+                <w:b/>
+                <w:color w:val="FFFFFF"/>
                 <w:sz w:val="22"/>
                 <w:rtl/>
               </w:rPr>
@@ -4366,7 +4424,9 @@
       </w:tr>
       <w:tr>
         <w:tc>
-          <w:tcPr/>
+          <w:tcPr>
+            <w:shd w:val="clear" w:color="auto" w:fill="FAFCFE"/>
+          </w:tcPr>
           <w:p>
             <w:pPr>
               <w:pStyle w:val="Compact"/>
@@ -4383,7 +4443,9 @@
           </w:p>
         </w:tc>
         <w:tc>
-          <w:tcPr/>
+          <w:tcPr>
+            <w:shd w:val="clear" w:color="auto" w:fill="FAFCFE"/>
+          </w:tcPr>
           <w:p>
             <w:pPr>
               <w:pStyle w:val="Compact"/>
@@ -4399,7 +4461,9 @@
           </w:p>
         </w:tc>
         <w:tc>
-          <w:tcPr/>
+          <w:tcPr>
+            <w:shd w:val="clear" w:color="auto" w:fill="FAFCFE"/>
+          </w:tcPr>
           <w:p>
             <w:pPr>
               <w:pStyle w:val="Compact"/>
@@ -4470,7 +4534,9 @@
       </w:tr>
       <w:tr>
         <w:tc>
-          <w:tcPr/>
+          <w:tcPr>
+            <w:shd w:val="clear" w:color="auto" w:fill="FAFCFE"/>
+          </w:tcPr>
           <w:p>
             <w:pPr>
               <w:pStyle w:val="Compact"/>
@@ -4487,7 +4553,9 @@
           </w:p>
         </w:tc>
         <w:tc>
-          <w:tcPr/>
+          <w:tcPr>
+            <w:shd w:val="clear" w:color="auto" w:fill="FAFCFE"/>
+          </w:tcPr>
           <w:p>
             <w:pPr>
               <w:pStyle w:val="Compact"/>
@@ -4503,7 +4571,9 @@
           </w:p>
         </w:tc>
         <w:tc>
-          <w:tcPr/>
+          <w:tcPr>
+            <w:shd w:val="clear" w:color="auto" w:fill="FAFCFE"/>
+          </w:tcPr>
           <w:p>
             <w:pPr>
               <w:pStyle w:val="Compact"/>
@@ -5309,6 +5379,15 @@
         <w:tblStyle w:val="Table"/>
         <w:tblW w:type="auto" w:w="0"/>
         <w:tblLook w:firstRow="1" w:lastRow="0" w:firstColumn="0" w:lastColumn="0" w:noHBand="0" w:noVBand="0" w:val="0020"/>
+        <w:jc w:val="center"/>
+        <w:tblBorders>
+          <w:top w:val="single" w:sz="4" w:color="C9D3DE"/>
+          <w:left w:val="single" w:sz="4" w:color="C9D3DE"/>
+          <w:bottom w:val="single" w:sz="4" w:color="C9D3DE"/>
+          <w:right w:val="single" w:sz="4" w:color="C9D3DE"/>
+          <w:insideH w:val="single" w:sz="4" w:color="C9D3DE"/>
+          <w:insideV w:val="single" w:sz="4" w:color="C9D3DE"/>
+        </w:tblBorders>
         <w:bidiVisual/>
       </w:tblPr>
       <w:tblGrid>
@@ -5322,14 +5401,18 @@
           <w:tblHeader w:val="on"/>
         </w:trPr>
         <w:tc>
-          <w:tcPr/>
-          <w:p>
-            <w:pPr>
-              <w:pStyle w:val="Compact"/>
-              <w:bidi/>
-            </w:pPr>
-            <w:r>
-              <w:rPr>
+          <w:tcPr>
+            <w:shd w:val="clear" w:color="auto" w:fill="1E3A5F"/>
+          </w:tcPr>
+          <w:p>
+            <w:pPr>
+              <w:pStyle w:val="Compact"/>
+              <w:bidi/>
+            </w:pPr>
+            <w:r>
+              <w:rPr>
+                <w:b/>
+                <w:color w:val="FFFFFF"/>
                 <w:sz w:val="22"/>
                 <w:rtl/>
               </w:rPr>
@@ -5338,14 +5421,18 @@
           </w:p>
         </w:tc>
         <w:tc>
-          <w:tcPr/>
-          <w:p>
-            <w:pPr>
-              <w:pStyle w:val="Compact"/>
-              <w:bidi/>
-            </w:pPr>
-            <w:r>
-              <w:rPr>
+          <w:tcPr>
+            <w:shd w:val="clear" w:color="auto" w:fill="1E3A5F"/>
+          </w:tcPr>
+          <w:p>
+            <w:pPr>
+              <w:pStyle w:val="Compact"/>
+              <w:bidi/>
+            </w:pPr>
+            <w:r>
+              <w:rPr>
+                <w:b/>
+                <w:color w:val="FFFFFF"/>
                 <w:sz w:val="22"/>
                 <w:rtl/>
               </w:rPr>
@@ -5354,14 +5441,18 @@
           </w:p>
         </w:tc>
         <w:tc>
-          <w:tcPr/>
-          <w:p>
-            <w:pPr>
-              <w:pStyle w:val="Compact"/>
-              <w:bidi/>
-            </w:pPr>
-            <w:r>
-              <w:rPr>
+          <w:tcPr>
+            <w:shd w:val="clear" w:color="auto" w:fill="1E3A5F"/>
+          </w:tcPr>
+          <w:p>
+            <w:pPr>
+              <w:pStyle w:val="Compact"/>
+              <w:bidi/>
+            </w:pPr>
+            <w:r>
+              <w:rPr>
+                <w:b/>
+                <w:color w:val="FFFFFF"/>
                 <w:sz w:val="22"/>
                 <w:rtl/>
               </w:rPr>
@@ -5370,14 +5461,18 @@
           </w:p>
         </w:tc>
         <w:tc>
-          <w:tcPr/>
-          <w:p>
-            <w:pPr>
-              <w:pStyle w:val="Compact"/>
-              <w:bidi/>
-            </w:pPr>
-            <w:r>
-              <w:rPr>
+          <w:tcPr>
+            <w:shd w:val="clear" w:color="auto" w:fill="1E3A5F"/>
+          </w:tcPr>
+          <w:p>
+            <w:pPr>
+              <w:pStyle w:val="Compact"/>
+              <w:bidi/>
+            </w:pPr>
+            <w:r>
+              <w:rPr>
+                <w:b/>
+                <w:color w:val="FFFFFF"/>
                 <w:sz w:val="22"/>
                 <w:rtl/>
               </w:rPr>
@@ -5455,7 +5550,9 @@
       </w:tr>
       <w:tr>
         <w:tc>
-          <w:tcPr/>
+          <w:tcPr>
+            <w:shd w:val="clear" w:color="auto" w:fill="FAFCFE"/>
+          </w:tcPr>
           <w:p>
             <w:pPr>
               <w:pStyle w:val="Compact"/>
@@ -5471,7 +5568,9 @@
           </w:p>
         </w:tc>
         <w:tc>
-          <w:tcPr/>
+          <w:tcPr>
+            <w:shd w:val="clear" w:color="auto" w:fill="FAFCFE"/>
+          </w:tcPr>
           <w:p>
             <w:pPr>
               <w:pStyle w:val="Compact"/>
@@ -5487,7 +5586,9 @@
           </w:p>
         </w:tc>
         <w:tc>
-          <w:tcPr/>
+          <w:tcPr>
+            <w:shd w:val="clear" w:color="auto" w:fill="FAFCFE"/>
+          </w:tcPr>
           <w:p>
             <w:pPr>
               <w:pStyle w:val="Compact"/>
@@ -5504,7 +5605,9 @@
           </w:p>
         </w:tc>
         <w:tc>
-          <w:tcPr/>
+          <w:tcPr>
+            <w:shd w:val="clear" w:color="auto" w:fill="FAFCFE"/>
+          </w:tcPr>
           <w:p>
             <w:pPr>
               <w:pStyle w:val="Compact"/>
@@ -5589,7 +5692,9 @@
       </w:tr>
       <w:tr>
         <w:tc>
-          <w:tcPr/>
+          <w:tcPr>
+            <w:shd w:val="clear" w:color="auto" w:fill="FAFCFE"/>
+          </w:tcPr>
           <w:p>
             <w:pPr>
               <w:pStyle w:val="Compact"/>
@@ -5605,7 +5710,9 @@
           </w:p>
         </w:tc>
         <w:tc>
-          <w:tcPr/>
+          <w:tcPr>
+            <w:shd w:val="clear" w:color="auto" w:fill="FAFCFE"/>
+          </w:tcPr>
           <w:p>
             <w:pPr>
               <w:pStyle w:val="Compact"/>
@@ -5621,7 +5728,9 @@
           </w:p>
         </w:tc>
         <w:tc>
-          <w:tcPr/>
+          <w:tcPr>
+            <w:shd w:val="clear" w:color="auto" w:fill="FAFCFE"/>
+          </w:tcPr>
           <w:p>
             <w:pPr>
               <w:pStyle w:val="Compact"/>
@@ -5638,7 +5747,9 @@
           </w:p>
         </w:tc>
         <w:tc>
-          <w:tcPr/>
+          <w:tcPr>
+            <w:shd w:val="clear" w:color="auto" w:fill="FAFCFE"/>
+          </w:tcPr>
           <w:p>
             <w:pPr>
               <w:pStyle w:val="Compact"/>
@@ -5738,7 +5849,9 @@
       </w:tr>
       <w:tr>
         <w:tc>
-          <w:tcPr/>
+          <w:tcPr>
+            <w:shd w:val="clear" w:color="auto" w:fill="FAFCFE"/>
+          </w:tcPr>
           <w:p>
             <w:pPr>
               <w:pStyle w:val="Compact"/>
@@ -5754,7 +5867,9 @@
           </w:p>
         </w:tc>
         <w:tc>
-          <w:tcPr/>
+          <w:tcPr>
+            <w:shd w:val="clear" w:color="auto" w:fill="FAFCFE"/>
+          </w:tcPr>
           <w:p>
             <w:pPr>
               <w:pStyle w:val="Compact"/>
@@ -5770,7 +5885,9 @@
           </w:p>
         </w:tc>
         <w:tc>
-          <w:tcPr/>
+          <w:tcPr>
+            <w:shd w:val="clear" w:color="auto" w:fill="FAFCFE"/>
+          </w:tcPr>
           <w:p>
             <w:pPr>
               <w:pStyle w:val="Compact"/>
@@ -5787,7 +5904,9 @@
           </w:p>
         </w:tc>
         <w:tc>
-          <w:tcPr/>
+          <w:tcPr>
+            <w:shd w:val="clear" w:color="auto" w:fill="FAFCFE"/>
+          </w:tcPr>
           <w:p>
             <w:pPr>
               <w:pStyle w:val="Compact"/>
@@ -5842,6 +5961,15 @@
         <w:tblStyle w:val="Table"/>
         <w:tblW w:type="auto" w:w="0"/>
         <w:tblLook w:firstRow="1" w:lastRow="0" w:firstColumn="0" w:lastColumn="0" w:noHBand="0" w:noVBand="0" w:val="0020"/>
+        <w:jc w:val="center"/>
+        <w:tblBorders>
+          <w:top w:val="single" w:sz="4" w:color="C9D3DE"/>
+          <w:left w:val="single" w:sz="4" w:color="C9D3DE"/>
+          <w:bottom w:val="single" w:sz="4" w:color="C9D3DE"/>
+          <w:right w:val="single" w:sz="4" w:color="C9D3DE"/>
+          <w:insideH w:val="single" w:sz="4" w:color="C9D3DE"/>
+          <w:insideV w:val="single" w:sz="4" w:color="C9D3DE"/>
+        </w:tblBorders>
         <w:bidiVisual/>
       </w:tblPr>
       <w:tblGrid>
@@ -5854,14 +5982,18 @@
           <w:tblHeader w:val="on"/>
         </w:trPr>
         <w:tc>
-          <w:tcPr/>
-          <w:p>
-            <w:pPr>
-              <w:pStyle w:val="Compact"/>
-              <w:bidi/>
-            </w:pPr>
-            <w:r>
-              <w:rPr>
+          <w:tcPr>
+            <w:shd w:val="clear" w:color="auto" w:fill="1E3A5F"/>
+          </w:tcPr>
+          <w:p>
+            <w:pPr>
+              <w:pStyle w:val="Compact"/>
+              <w:bidi/>
+            </w:pPr>
+            <w:r>
+              <w:rPr>
+                <w:b/>
+                <w:color w:val="FFFFFF"/>
                 <w:sz w:val="22"/>
                 <w:rtl/>
               </w:rPr>
@@ -5870,14 +6002,18 @@
           </w:p>
         </w:tc>
         <w:tc>
-          <w:tcPr/>
-          <w:p>
-            <w:pPr>
-              <w:pStyle w:val="Compact"/>
-              <w:bidi/>
-            </w:pPr>
-            <w:r>
-              <w:rPr>
+          <w:tcPr>
+            <w:shd w:val="clear" w:color="auto" w:fill="1E3A5F"/>
+          </w:tcPr>
+          <w:p>
+            <w:pPr>
+              <w:pStyle w:val="Compact"/>
+              <w:bidi/>
+            </w:pPr>
+            <w:r>
+              <w:rPr>
+                <w:b/>
+                <w:color w:val="FFFFFF"/>
                 <w:sz w:val="22"/>
                 <w:rtl/>
               </w:rPr>
@@ -5886,14 +6022,18 @@
           </w:p>
         </w:tc>
         <w:tc>
-          <w:tcPr/>
-          <w:p>
-            <w:pPr>
-              <w:pStyle w:val="Compact"/>
-              <w:bidi/>
-            </w:pPr>
-            <w:r>
-              <w:rPr>
+          <w:tcPr>
+            <w:shd w:val="clear" w:color="auto" w:fill="1E3A5F"/>
+          </w:tcPr>
+          <w:p>
+            <w:pPr>
+              <w:pStyle w:val="Compact"/>
+              <w:bidi/>
+            </w:pPr>
+            <w:r>
+              <w:rPr>
+                <w:b/>
+                <w:color w:val="FFFFFF"/>
                 <w:sz w:val="22"/>
                 <w:rtl/>
               </w:rPr>
@@ -5955,7 +6095,9 @@
       </w:tr>
       <w:tr>
         <w:tc>
-          <w:tcPr/>
+          <w:tcPr>
+            <w:shd w:val="clear" w:color="auto" w:fill="FAFCFE"/>
+          </w:tcPr>
           <w:p>
             <w:pPr>
               <w:pStyle w:val="Compact"/>
@@ -5971,7 +6113,9 @@
           </w:p>
         </w:tc>
         <w:tc>
-          <w:tcPr/>
+          <w:tcPr>
+            <w:shd w:val="clear" w:color="auto" w:fill="FAFCFE"/>
+          </w:tcPr>
           <w:p>
             <w:pPr>
               <w:pStyle w:val="Compact"/>
@@ -5988,7 +6132,9 @@
           </w:p>
         </w:tc>
         <w:tc>
-          <w:tcPr/>
+          <w:tcPr>
+            <w:shd w:val="clear" w:color="auto" w:fill="FAFCFE"/>
+          </w:tcPr>
           <w:p>
             <w:pPr>
               <w:pStyle w:val="Compact"/>
@@ -6071,7 +6217,9 @@
       </w:tr>
       <w:tr>
         <w:tc>
-          <w:tcPr/>
+          <w:tcPr>
+            <w:shd w:val="clear" w:color="auto" w:fill="FAFCFE"/>
+          </w:tcPr>
           <w:p>
             <w:pPr>
               <w:pStyle w:val="Compact"/>
@@ -6087,7 +6235,9 @@
           </w:p>
         </w:tc>
         <w:tc>
-          <w:tcPr/>
+          <w:tcPr>
+            <w:shd w:val="clear" w:color="auto" w:fill="FAFCFE"/>
+          </w:tcPr>
           <w:p>
             <w:pPr>
               <w:pStyle w:val="Compact"/>
@@ -6103,7 +6253,9 @@
           </w:p>
         </w:tc>
         <w:tc>
-          <w:tcPr/>
+          <w:tcPr>
+            <w:shd w:val="clear" w:color="auto" w:fill="FAFCFE"/>
+          </w:tcPr>
           <w:p>
             <w:pPr>
               <w:pStyle w:val="Compact"/>
@@ -6172,7 +6324,9 @@
       </w:tr>
       <w:tr>
         <w:tc>
-          <w:tcPr/>
+          <w:tcPr>
+            <w:shd w:val="clear" w:color="auto" w:fill="FAFCFE"/>
+          </w:tcPr>
           <w:p>
             <w:pPr>
               <w:pStyle w:val="Compact"/>
@@ -6188,7 +6342,9 @@
           </w:p>
         </w:tc>
         <w:tc>
-          <w:tcPr/>
+          <w:tcPr>
+            <w:shd w:val="clear" w:color="auto" w:fill="FAFCFE"/>
+          </w:tcPr>
           <w:p>
             <w:pPr>
               <w:pStyle w:val="Compact"/>
@@ -6204,7 +6360,9 @@
           </w:p>
         </w:tc>
         <w:tc>
-          <w:tcPr/>
+          <w:tcPr>
+            <w:shd w:val="clear" w:color="auto" w:fill="FAFCFE"/>
+          </w:tcPr>
           <w:p>
             <w:pPr>
               <w:pStyle w:val="Compact"/>
@@ -6561,6 +6719,15 @@
         <w:tblStyle w:val="Table"/>
         <w:tblW w:type="auto" w:w="0"/>
         <w:tblLook w:firstRow="1" w:lastRow="0" w:firstColumn="0" w:lastColumn="0" w:noHBand="0" w:noVBand="0" w:val="0020"/>
+        <w:jc w:val="center"/>
+        <w:tblBorders>
+          <w:top w:val="single" w:sz="4" w:color="C9D3DE"/>
+          <w:left w:val="single" w:sz="4" w:color="C9D3DE"/>
+          <w:bottom w:val="single" w:sz="4" w:color="C9D3DE"/>
+          <w:right w:val="single" w:sz="4" w:color="C9D3DE"/>
+          <w:insideH w:val="single" w:sz="4" w:color="C9D3DE"/>
+          <w:insideV w:val="single" w:sz="4" w:color="C9D3DE"/>
+        </w:tblBorders>
         <w:bidiVisual/>
       </w:tblPr>
       <w:tblGrid>
@@ -6573,14 +6740,18 @@
           <w:tblHeader w:val="on"/>
         </w:trPr>
         <w:tc>
-          <w:tcPr/>
-          <w:p>
-            <w:pPr>
-              <w:pStyle w:val="Compact"/>
-              <w:bidi/>
-            </w:pPr>
-            <w:r>
-              <w:rPr>
+          <w:tcPr>
+            <w:shd w:val="clear" w:color="auto" w:fill="1E3A5F"/>
+          </w:tcPr>
+          <w:p>
+            <w:pPr>
+              <w:pStyle w:val="Compact"/>
+              <w:bidi/>
+            </w:pPr>
+            <w:r>
+              <w:rPr>
+                <w:b/>
+                <w:color w:val="FFFFFF"/>
                 <w:sz w:val="22"/>
                 <w:rtl/>
               </w:rPr>
@@ -6589,14 +6760,18 @@
           </w:p>
         </w:tc>
         <w:tc>
-          <w:tcPr/>
-          <w:p>
-            <w:pPr>
-              <w:pStyle w:val="Compact"/>
-              <w:bidi/>
-            </w:pPr>
-            <w:r>
-              <w:rPr>
+          <w:tcPr>
+            <w:shd w:val="clear" w:color="auto" w:fill="1E3A5F"/>
+          </w:tcPr>
+          <w:p>
+            <w:pPr>
+              <w:pStyle w:val="Compact"/>
+              <w:bidi/>
+            </w:pPr>
+            <w:r>
+              <w:rPr>
+                <w:b/>
+                <w:color w:val="FFFFFF"/>
                 <w:sz w:val="22"/>
                 <w:rtl/>
               </w:rPr>
@@ -6605,14 +6780,18 @@
           </w:p>
         </w:tc>
         <w:tc>
-          <w:tcPr/>
-          <w:p>
-            <w:pPr>
-              <w:pStyle w:val="Compact"/>
-              <w:bidi/>
-            </w:pPr>
-            <w:r>
-              <w:rPr>
+          <w:tcPr>
+            <w:shd w:val="clear" w:color="auto" w:fill="1E3A5F"/>
+          </w:tcPr>
+          <w:p>
+            <w:pPr>
+              <w:pStyle w:val="Compact"/>
+              <w:bidi/>
+            </w:pPr>
+            <w:r>
+              <w:rPr>
+                <w:b/>
+                <w:color w:val="FFFFFF"/>
                 <w:sz w:val="22"/>
                 <w:rtl/>
               </w:rPr>
@@ -6673,7 +6852,9 @@
       </w:tr>
       <w:tr>
         <w:tc>
-          <w:tcPr/>
+          <w:tcPr>
+            <w:shd w:val="clear" w:color="auto" w:fill="FAFCFE"/>
+          </w:tcPr>
           <w:p>
             <w:pPr>
               <w:pStyle w:val="Compact"/>
@@ -6689,7 +6870,9 @@
           </w:p>
         </w:tc>
         <w:tc>
-          <w:tcPr/>
+          <w:tcPr>
+            <w:shd w:val="clear" w:color="auto" w:fill="FAFCFE"/>
+          </w:tcPr>
           <w:p>
             <w:pPr>
               <w:pStyle w:val="Compact"/>
@@ -6720,7 +6903,9 @@
           </w:p>
         </w:tc>
         <w:tc>
-          <w:tcPr/>
+          <w:tcPr>
+            <w:shd w:val="clear" w:color="auto" w:fill="FAFCFE"/>
+          </w:tcPr>
           <w:p>
             <w:pPr>
               <w:pStyle w:val="Compact"/>
@@ -6847,7 +7032,9 @@
       </w:tr>
       <w:tr>
         <w:tc>
-          <w:tcPr/>
+          <w:tcPr>
+            <w:shd w:val="clear" w:color="auto" w:fill="FAFCFE"/>
+          </w:tcPr>
           <w:p>
             <w:pPr>
               <w:pStyle w:val="Compact"/>
@@ -6863,7 +7050,9 @@
           </w:p>
         </w:tc>
         <w:tc>
-          <w:tcPr/>
+          <w:tcPr>
+            <w:shd w:val="clear" w:color="auto" w:fill="FAFCFE"/>
+          </w:tcPr>
           <w:p>
             <w:pPr>
               <w:pStyle w:val="Compact"/>
@@ -6879,7 +7068,9 @@
           </w:p>
         </w:tc>
         <w:tc>
-          <w:tcPr/>
+          <w:tcPr>
+            <w:shd w:val="clear" w:color="auto" w:fill="FAFCFE"/>
+          </w:tcPr>
           <w:p>
             <w:pPr>
               <w:pStyle w:val="Compact"/>
@@ -7535,6 +7726,15 @@
         <w:tblStyle w:val="Table"/>
         <w:tblW w:type="auto" w:w="0"/>
         <w:tblLook w:firstRow="1" w:lastRow="0" w:firstColumn="0" w:lastColumn="0" w:noHBand="0" w:noVBand="0" w:val="0020"/>
+        <w:jc w:val="center"/>
+        <w:tblBorders>
+          <w:top w:val="single" w:sz="4" w:color="C9D3DE"/>
+          <w:left w:val="single" w:sz="4" w:color="C9D3DE"/>
+          <w:bottom w:val="single" w:sz="4" w:color="C9D3DE"/>
+          <w:right w:val="single" w:sz="4" w:color="C9D3DE"/>
+          <w:insideH w:val="single" w:sz="4" w:color="C9D3DE"/>
+          <w:insideV w:val="single" w:sz="4" w:color="C9D3DE"/>
+        </w:tblBorders>
         <w:bidiVisual/>
       </w:tblPr>
       <w:tblGrid>
@@ -7546,14 +7746,18 @@
           <w:tblHeader w:val="on"/>
         </w:trPr>
         <w:tc>
-          <w:tcPr/>
-          <w:p>
-            <w:pPr>
-              <w:pStyle w:val="Compact"/>
-              <w:bidi/>
-            </w:pPr>
-            <w:r>
-              <w:rPr>
+          <w:tcPr>
+            <w:shd w:val="clear" w:color="auto" w:fill="1E3A5F"/>
+          </w:tcPr>
+          <w:p>
+            <w:pPr>
+              <w:pStyle w:val="Compact"/>
+              <w:bidi/>
+            </w:pPr>
+            <w:r>
+              <w:rPr>
+                <w:b/>
+                <w:color w:val="FFFFFF"/>
                 <w:sz w:val="22"/>
                 <w:rtl/>
               </w:rPr>
@@ -7562,14 +7766,18 @@
           </w:p>
         </w:tc>
         <w:tc>
-          <w:tcPr/>
-          <w:p>
-            <w:pPr>
-              <w:pStyle w:val="Compact"/>
-              <w:bidi/>
-            </w:pPr>
-            <w:r>
-              <w:rPr>
+          <w:tcPr>
+            <w:shd w:val="clear" w:color="auto" w:fill="1E3A5F"/>
+          </w:tcPr>
+          <w:p>
+            <w:pPr>
+              <w:pStyle w:val="Compact"/>
+              <w:bidi/>
+            </w:pPr>
+            <w:r>
+              <w:rPr>
+                <w:b/>
+                <w:color w:val="FFFFFF"/>
                 <w:sz w:val="22"/>
                 <w:rtl/>
               </w:rPr>
@@ -7615,7 +7823,9 @@
       </w:tr>
       <w:tr>
         <w:tc>
-          <w:tcPr/>
+          <w:tcPr>
+            <w:shd w:val="clear" w:color="auto" w:fill="FAFCFE"/>
+          </w:tcPr>
           <w:p>
             <w:pPr>
               <w:pStyle w:val="Compact"/>
@@ -7631,7 +7841,9 @@
           </w:p>
         </w:tc>
         <w:tc>
-          <w:tcPr/>
+          <w:tcPr>
+            <w:shd w:val="clear" w:color="auto" w:fill="FAFCFE"/>
+          </w:tcPr>
           <w:p>
             <w:pPr>
               <w:pStyle w:val="Compact"/>
@@ -7698,7 +7910,9 @@
       </w:tr>
       <w:tr>
         <w:tc>
-          <w:tcPr/>
+          <w:tcPr>
+            <w:shd w:val="clear" w:color="auto" w:fill="FAFCFE"/>
+          </w:tcPr>
           <w:p>
             <w:pPr>
               <w:pStyle w:val="Compact"/>
@@ -7714,7 +7928,9 @@
           </w:p>
         </w:tc>
         <w:tc>
-          <w:tcPr/>
+          <w:tcPr>
+            <w:shd w:val="clear" w:color="auto" w:fill="FAFCFE"/>
+          </w:tcPr>
           <w:p>
             <w:pPr>
               <w:pStyle w:val="Compact"/>
@@ -7767,7 +7983,9 @@
       </w:tr>
       <w:tr>
         <w:tc>
-          <w:tcPr/>
+          <w:tcPr>
+            <w:shd w:val="clear" w:color="auto" w:fill="FAFCFE"/>
+          </w:tcPr>
           <w:p>
             <w:pPr>
               <w:pStyle w:val="Compact"/>
@@ -7783,7 +8001,9 @@
           </w:p>
         </w:tc>
         <w:tc>
-          <w:tcPr/>
+          <w:tcPr>
+            <w:shd w:val="clear" w:color="auto" w:fill="FAFCFE"/>
+          </w:tcPr>
           <w:p>
             <w:pPr>
               <w:pStyle w:val="Compact"/>
@@ -7837,7 +8057,9 @@
       </w:tr>
       <w:tr>
         <w:tc>
-          <w:tcPr/>
+          <w:tcPr>
+            <w:shd w:val="clear" w:color="auto" w:fill="FAFCFE"/>
+          </w:tcPr>
           <w:p>
             <w:pPr>
               <w:pStyle w:val="Compact"/>
@@ -7853,7 +8075,9 @@
           </w:p>
         </w:tc>
         <w:tc>
-          <w:tcPr/>
+          <w:tcPr>
+            <w:shd w:val="clear" w:color="auto" w:fill="FAFCFE"/>
+          </w:tcPr>
           <w:p>
             <w:pPr>
               <w:pStyle w:val="Compact"/>
@@ -8786,6 +9010,15 @@
         <w:tblStyle w:val="Table"/>
         <w:tblW w:type="auto" w:w="0"/>
         <w:tblLook w:firstRow="1" w:lastRow="0" w:firstColumn="0" w:lastColumn="0" w:noHBand="0" w:noVBand="0" w:val="0020"/>
+        <w:jc w:val="center"/>
+        <w:tblBorders>
+          <w:top w:val="single" w:sz="4" w:color="C9D3DE"/>
+          <w:left w:val="single" w:sz="4" w:color="C9D3DE"/>
+          <w:bottom w:val="single" w:sz="4" w:color="C9D3DE"/>
+          <w:right w:val="single" w:sz="4" w:color="C9D3DE"/>
+          <w:insideH w:val="single" w:sz="4" w:color="C9D3DE"/>
+          <w:insideV w:val="single" w:sz="4" w:color="C9D3DE"/>
+        </w:tblBorders>
         <w:bidiVisual/>
       </w:tblPr>
       <w:tblGrid>
@@ -8797,14 +9030,18 @@
           <w:tblHeader w:val="on"/>
         </w:trPr>
         <w:tc>
-          <w:tcPr/>
-          <w:p>
-            <w:pPr>
-              <w:pStyle w:val="Compact"/>
-              <w:bidi/>
-            </w:pPr>
-            <w:r>
-              <w:rPr>
+          <w:tcPr>
+            <w:shd w:val="clear" w:color="auto" w:fill="1E3A5F"/>
+          </w:tcPr>
+          <w:p>
+            <w:pPr>
+              <w:pStyle w:val="Compact"/>
+              <w:bidi/>
+            </w:pPr>
+            <w:r>
+              <w:rPr>
+                <w:b/>
+                <w:color w:val="FFFFFF"/>
                 <w:sz w:val="22"/>
                 <w:rtl/>
               </w:rPr>
@@ -8813,14 +9050,18 @@
           </w:p>
         </w:tc>
         <w:tc>
-          <w:tcPr/>
-          <w:p>
-            <w:pPr>
-              <w:pStyle w:val="Compact"/>
-              <w:bidi/>
-            </w:pPr>
-            <w:r>
-              <w:rPr>
+          <w:tcPr>
+            <w:shd w:val="clear" w:color="auto" w:fill="1E3A5F"/>
+          </w:tcPr>
+          <w:p>
+            <w:pPr>
+              <w:pStyle w:val="Compact"/>
+              <w:bidi/>
+            </w:pPr>
+            <w:r>
+              <w:rPr>
+                <w:b/>
+                <w:color w:val="FFFFFF"/>
                 <w:sz w:val="22"/>
                 <w:rtl/>
               </w:rPr>
@@ -8866,7 +9107,9 @@
       </w:tr>
       <w:tr>
         <w:tc>
-          <w:tcPr/>
+          <w:tcPr>
+            <w:shd w:val="clear" w:color="auto" w:fill="FAFCFE"/>
+          </w:tcPr>
           <w:p>
             <w:pPr>
               <w:pStyle w:val="Compact"/>
@@ -8882,7 +9125,9 @@
           </w:p>
         </w:tc>
         <w:tc>
-          <w:tcPr/>
+          <w:tcPr>
+            <w:shd w:val="clear" w:color="auto" w:fill="FAFCFE"/>
+          </w:tcPr>
           <w:p>
             <w:pPr>
               <w:pStyle w:val="Compact"/>
@@ -8936,7 +9181,9 @@
       </w:tr>
       <w:tr>
         <w:tc>
-          <w:tcPr/>
+          <w:tcPr>
+            <w:shd w:val="clear" w:color="auto" w:fill="FAFCFE"/>
+          </w:tcPr>
           <w:p>
             <w:pPr>
               <w:pStyle w:val="Compact"/>
@@ -8952,7 +9199,9 @@
           </w:p>
         </w:tc>
         <w:tc>
-          <w:tcPr/>
+          <w:tcPr>
+            <w:shd w:val="clear" w:color="auto" w:fill="FAFCFE"/>
+          </w:tcPr>
           <w:p>
             <w:pPr>
               <w:pStyle w:val="Compact"/>
@@ -9005,7 +9254,9 @@
       </w:tr>
       <w:tr>
         <w:tc>
-          <w:tcPr/>
+          <w:tcPr>
+            <w:shd w:val="clear" w:color="auto" w:fill="FAFCFE"/>
+          </w:tcPr>
           <w:p>
             <w:pPr>
               <w:pStyle w:val="Compact"/>
@@ -9021,7 +9272,9 @@
           </w:p>
         </w:tc>
         <w:tc>
-          <w:tcPr/>
+          <w:tcPr>
+            <w:shd w:val="clear" w:color="auto" w:fill="FAFCFE"/>
+          </w:tcPr>
           <w:p>
             <w:pPr>
               <w:pStyle w:val="Compact"/>
